--- a/Доккументация.docx
+++ b/Доккументация.docx
@@ -553,7 +553,6 @@
                                 <w:pPr>
                                   <w:jc w:val="right"/>
                                   <w:rPr>
-                                    <w:color w:val="156082" w:themeColor="accent1"/>
                                     <w:sz w:val="64"/>
                                     <w:szCs w:val="64"/>
                                   </w:rPr>
@@ -562,7 +561,6 @@
                                   <w:sdtPr>
                                     <w:rPr>
                                       <w:caps/>
-                                      <w:color w:val="156082" w:themeColor="accent1"/>
                                       <w:sz w:val="64"/>
                                       <w:szCs w:val="64"/>
                                     </w:rPr>
@@ -581,7 +579,6 @@
                                     <w:r>
                                       <w:rPr>
                                         <w:caps/>
-                                        <w:color w:val="156082" w:themeColor="accent1"/>
                                         <w:sz w:val="64"/>
                                         <w:szCs w:val="64"/>
                                       </w:rPr>
@@ -590,7 +587,6 @@
                                     <w:r>
                                       <w:rPr>
                                         <w:caps/>
-                                        <w:color w:val="156082" w:themeColor="accent1"/>
                                         <w:sz w:val="64"/>
                                         <w:szCs w:val="64"/>
                                       </w:rPr>
@@ -665,7 +661,6 @@
                           <w:pPr>
                             <w:jc w:val="right"/>
                             <w:rPr>
-                              <w:color w:val="156082" w:themeColor="accent1"/>
                               <w:sz w:val="64"/>
                               <w:szCs w:val="64"/>
                             </w:rPr>
@@ -674,7 +669,6 @@
                             <w:sdtPr>
                               <w:rPr>
                                 <w:caps/>
-                                <w:color w:val="156082" w:themeColor="accent1"/>
                                 <w:sz w:val="64"/>
                                 <w:szCs w:val="64"/>
                               </w:rPr>
@@ -693,7 +687,6 @@
                               <w:r>
                                 <w:rPr>
                                   <w:caps/>
-                                  <w:color w:val="156082" w:themeColor="accent1"/>
                                   <w:sz w:val="64"/>
                                   <w:szCs w:val="64"/>
                                 </w:rPr>
@@ -702,7 +695,6 @@
                               <w:r>
                                 <w:rPr>
                                   <w:caps/>
-                                  <w:color w:val="156082" w:themeColor="accent1"/>
                                   <w:sz w:val="64"/>
                                   <w:szCs w:val="64"/>
                                 </w:rPr>
@@ -836,14 +828,6 @@
                                     <w:bCs/>
                                   </w:rPr>
                                 </w:pPr>
-                                <w:r>
-                                  <w:rPr>
-                                    <w:rFonts w:ascii="Times New Roman" w:hAnsi="Times New Roman" w:cs="Times New Roman"/>
-                                    <w:b/>
-                                    <w:bCs/>
-                                  </w:rPr>
-                                  <w:t xml:space="preserve">Техническая документация проекта </w:t>
-                                </w:r>
                               </w:p>
                               <w:p>
                                 <w:pPr>
@@ -970,14 +954,6 @@
                               <w:bCs/>
                             </w:rPr>
                           </w:pPr>
-                          <w:r>
-                            <w:rPr>
-                              <w:rFonts w:ascii="Times New Roman" w:hAnsi="Times New Roman" w:cs="Times New Roman"/>
-                              <w:b/>
-                              <w:bCs/>
-                            </w:rPr>
-                            <w:t xml:space="preserve">Техническая документация проекта </w:t>
-                          </w:r>
                         </w:p>
                         <w:p>
                           <w:pPr>
@@ -1096,8 +1072,16 @@
       <w:pPr>
         <w:pStyle w:val="a3"/>
         <w:jc w:val="center"/>
-      </w:pPr>
-      <w:r>
+        <w:rPr>
+          <w:sz w:val="40"/>
+          <w:szCs w:val="40"/>
+        </w:rPr>
+      </w:pPr>
+      <w:r>
+        <w:rPr>
+          <w:sz w:val="40"/>
+          <w:szCs w:val="40"/>
+        </w:rPr>
         <w:t>Оглавление</w:t>
       </w:r>
     </w:p>
@@ -1153,6 +1137,19 @@
         <w:t>База данных</w:t>
       </w:r>
     </w:p>
+    <w:p>
+      <w:pPr>
+        <w:pStyle w:val="a7"/>
+        <w:numPr>
+          <w:ilvl w:val="0"/>
+          <w:numId w:val="6"/>
+        </w:numPr>
+        <w:spacing w:line="720" w:lineRule="auto"/>
+      </w:pPr>
+      <w:r>
+        <w:t>Итоги разработки проекта</w:t>
+      </w:r>
+    </w:p>
     <w:p/>
     <w:p>
       <w:pPr>
@@ -1239,7 +1236,10 @@
     <w:p>
       <w:pPr>
         <w:pStyle w:val="a7"/>
-        <w:ind w:firstLine="696"/>
+        <w:numPr>
+          <w:ilvl w:val="0"/>
+          <w:numId w:val="7"/>
+        </w:numPr>
         <w:rPr>
           <w:rFonts w:ascii="Times New Roman" w:hAnsi="Times New Roman" w:cs="Times New Roman"/>
         </w:rPr>
@@ -1721,27 +1721,18 @@
         <w:rPr>
           <w:rFonts w:ascii="Times New Roman" w:hAnsi="Times New Roman" w:cs="Times New Roman"/>
           <w:b/>
-          <w:sz w:val="28"/>
-          <w:szCs w:val="28"/>
+          <w:sz w:val="40"/>
+          <w:szCs w:val="40"/>
         </w:rPr>
       </w:pPr>
       <w:r>
         <w:rPr>
           <w:rFonts w:ascii="Times New Roman" w:hAnsi="Times New Roman" w:cs="Times New Roman"/>
           <w:b/>
-          <w:sz w:val="28"/>
-          <w:szCs w:val="28"/>
-        </w:rPr>
-        <w:t>Почему я выбрал именно эту тему проекта</w:t>
-      </w:r>
-      <w:r>
-        <w:rPr>
-          <w:rFonts w:ascii="Times New Roman" w:hAnsi="Times New Roman" w:cs="Times New Roman"/>
-          <w:b/>
-          <w:sz w:val="28"/>
-          <w:szCs w:val="28"/>
-        </w:rPr>
-        <w:t>?</w:t>
+          <w:sz w:val="40"/>
+          <w:szCs w:val="40"/>
+        </w:rPr>
+        <w:t>Почему я выбрал именно эту тему проекта?</w:t>
       </w:r>
     </w:p>
     <w:p>
@@ -2068,8 +2059,6 @@
       <w:r>
         <w:br w:type="page"/>
       </w:r>
-      <w:bookmarkStart w:id="0" w:name="_GoBack"/>
-      <w:bookmarkEnd w:id="0"/>
     </w:p>
     <w:p>
       <w:pPr>
@@ -2078,8 +2067,6 @@
           <w:rFonts w:ascii="Times New Roman" w:hAnsi="Times New Roman" w:cs="Times New Roman"/>
           <w:b/>
           <w:color w:val="auto"/>
-          <w:sz w:val="24"/>
-          <w:szCs w:val="24"/>
         </w:rPr>
       </w:pPr>
       <w:r>
@@ -2087,8 +2074,6 @@
           <w:rFonts w:ascii="Times New Roman" w:hAnsi="Times New Roman" w:cs="Times New Roman"/>
           <w:b/>
           <w:color w:val="auto"/>
-          <w:sz w:val="24"/>
-          <w:szCs w:val="24"/>
         </w:rPr>
         <w:lastRenderedPageBreak/>
         <w:t>Описание работы с базой данных</w:t>
@@ -2116,7 +2101,13 @@
         <w:rPr>
           <w:rFonts w:ascii="Times New Roman" w:hAnsi="Times New Roman" w:cs="Times New Roman"/>
         </w:rPr>
-        <w:t>Кунтскамера</w:t>
+        <w:t>к</w:t>
+      </w:r>
+      <w:r>
+        <w:rPr>
+          <w:rFonts w:ascii="Times New Roman" w:hAnsi="Times New Roman" w:cs="Times New Roman"/>
+        </w:rPr>
+        <w:t>унтскамера</w:t>
       </w:r>
       <w:r>
         <w:rPr>
@@ -2285,7 +2276,20 @@
         <w:rPr>
           <w:rFonts w:ascii="Times New Roman" w:hAnsi="Times New Roman" w:cs="Times New Roman"/>
         </w:rPr>
-        <w:t xml:space="preserve">есть столбец под названием – </w:t>
+        <w:t xml:space="preserve">есть столбец под </w:t>
+      </w:r>
+    </w:p>
+    <w:p>
+      <w:pPr>
+        <w:rPr>
+          <w:rFonts w:ascii="Times New Roman" w:hAnsi="Times New Roman" w:cs="Times New Roman"/>
+        </w:rPr>
+      </w:pPr>
+      <w:r>
+        <w:rPr>
+          <w:rFonts w:ascii="Times New Roman" w:hAnsi="Times New Roman" w:cs="Times New Roman"/>
+        </w:rPr>
+        <w:t xml:space="preserve">относится к таблице </w:t>
       </w:r>
       <w:r>
         <w:rPr>
@@ -2298,6 +2302,37 @@
           <w:rFonts w:ascii="Times New Roman" w:hAnsi="Times New Roman" w:cs="Times New Roman"/>
           <w:lang w:val="en-US"/>
         </w:rPr>
+        <w:t>skills</w:t>
+      </w:r>
+      <w:r>
+        <w:rPr>
+          <w:rFonts w:ascii="Times New Roman" w:hAnsi="Times New Roman" w:cs="Times New Roman"/>
+        </w:rPr>
+        <w:t xml:space="preserve">”, </w:t>
+      </w:r>
+      <w:r>
+        <w:rPr>
+          <w:rFonts w:ascii="Times New Roman" w:hAnsi="Times New Roman" w:cs="Times New Roman"/>
+        </w:rPr>
+        <w:t xml:space="preserve">он привязан к описанию уровня опасности </w:t>
+      </w:r>
+      <w:r>
+        <w:rPr>
+          <w:rFonts w:ascii="Times New Roman" w:hAnsi="Times New Roman" w:cs="Times New Roman"/>
+        </w:rPr>
+        <w:t xml:space="preserve">названием – </w:t>
+      </w:r>
+      <w:r>
+        <w:rPr>
+          <w:rFonts w:ascii="Times New Roman" w:hAnsi="Times New Roman" w:cs="Times New Roman"/>
+        </w:rPr>
+        <w:t>“</w:t>
+      </w:r>
+      <w:r>
+        <w:rPr>
+          <w:rFonts w:ascii="Times New Roman" w:hAnsi="Times New Roman" w:cs="Times New Roman"/>
+          <w:lang w:val="en-US"/>
+        </w:rPr>
         <w:t>descriptions</w:t>
       </w:r>
       <w:r>
@@ -2392,32 +2427,7 @@
         <w:rPr>
           <w:rFonts w:ascii="Times New Roman" w:hAnsi="Times New Roman" w:cs="Times New Roman"/>
         </w:rPr>
-        <w:t xml:space="preserve">который относится к таблице </w:t>
-      </w:r>
-      <w:r>
-        <w:rPr>
-          <w:rFonts w:ascii="Times New Roman" w:hAnsi="Times New Roman" w:cs="Times New Roman"/>
-        </w:rPr>
-        <w:t>“</w:t>
-      </w:r>
-      <w:r>
-        <w:rPr>
-          <w:rFonts w:ascii="Times New Roman" w:hAnsi="Times New Roman" w:cs="Times New Roman"/>
-          <w:lang w:val="en-US"/>
-        </w:rPr>
-        <w:t>skills</w:t>
-      </w:r>
-      <w:r>
-        <w:rPr>
-          <w:rFonts w:ascii="Times New Roman" w:hAnsi="Times New Roman" w:cs="Times New Roman"/>
-        </w:rPr>
-        <w:t xml:space="preserve">”, </w:t>
-      </w:r>
-      <w:r>
-        <w:rPr>
-          <w:rFonts w:ascii="Times New Roman" w:hAnsi="Times New Roman" w:cs="Times New Roman"/>
-        </w:rPr>
-        <w:t xml:space="preserve">он привязан к описанию уровня опасности </w:t>
+        <w:t xml:space="preserve">который </w:t>
       </w:r>
       <w:r>
         <w:rPr>
@@ -2425,42 +2435,238 @@
           <w:noProof/>
           <w:lang w:eastAsia="ru-RU"/>
         </w:rPr>
-        <w:drawing>
-          <wp:inline distT="0" distB="0" distL="0" distR="0" wp14:anchorId="6CA050AE" wp14:editId="1E7860E3">
-            <wp:extent cx="5940425" cy="4048760"/>
-            <wp:effectExtent l="0" t="0" r="3175" b="8890"/>
-            <wp:docPr id="5" name="Рисунок 5"/>
-            <wp:cNvGraphicFramePr>
-              <a:graphicFrameLocks xmlns:a="http://schemas.openxmlformats.org/drawingml/2006/main" noChangeAspect="1"/>
-            </wp:cNvGraphicFramePr>
-            <a:graphic xmlns:a="http://schemas.openxmlformats.org/drawingml/2006/main">
-              <a:graphicData uri="http://schemas.openxmlformats.org/drawingml/2006/picture">
-                <pic:pic xmlns:pic="http://schemas.openxmlformats.org/drawingml/2006/picture">
-                  <pic:nvPicPr>
-                    <pic:cNvPr id="1" name=""/>
-                    <pic:cNvPicPr/>
-                  </pic:nvPicPr>
-                  <pic:blipFill>
-                    <a:blip r:embed="rId14"/>
-                    <a:stretch>
-                      <a:fillRect/>
-                    </a:stretch>
-                  </pic:blipFill>
-                  <pic:spPr>
-                    <a:xfrm>
-                      <a:off x="0" y="0"/>
-                      <a:ext cx="5940425" cy="4048760"/>
-                    </a:xfrm>
-                    <a:prstGeom prst="rect">
-                      <a:avLst/>
-                    </a:prstGeom>
-                  </pic:spPr>
-                </pic:pic>
-              </a:graphicData>
-            </a:graphic>
-          </wp:inline>
-        </w:drawing>
-      </w:r>
+        <w:pict w14:anchorId="6E4B39B3">
+          <v:shapetype id="_x0000_t75" coordsize="21600,21600" o:spt="75" o:preferrelative="t" path="m@4@5l@4@11@9@11@9@5xe" filled="f" stroked="f">
+            <v:stroke joinstyle="miter"/>
+            <v:formulas>
+              <v:f eqn="if lineDrawn pixelLineWidth 0"/>
+              <v:f eqn="sum @0 1 0"/>
+              <v:f eqn="sum 0 0 @1"/>
+              <v:f eqn="prod @2 1 2"/>
+              <v:f eqn="prod @3 21600 pixelWidth"/>
+              <v:f eqn="prod @3 21600 pixelHeight"/>
+              <v:f eqn="sum @0 0 1"/>
+              <v:f eqn="prod @6 1 2"/>
+              <v:f eqn="prod @7 21600 pixelWidth"/>
+              <v:f eqn="sum @8 21600 0"/>
+              <v:f eqn="prod @7 21600 pixelHeight"/>
+              <v:f eqn="sum @10 21600 0"/>
+            </v:formulas>
+            <v:path o:extrusionok="f" gradientshapeok="t" o:connecttype="rect"/>
+            <o:lock v:ext="edit" aspectratio="t"/>
+          </v:shapetype>
+          <v:shape id="_x0000_i1025" type="#_x0000_t75" style="width:515.75pt;height:286.65pt">
+            <v:imagedata r:id="rId14" o:title="sxema"/>
+          </v:shape>
+        </w:pict>
+      </w:r>
+    </w:p>
+    <w:p>
+      <w:pPr>
+        <w:pStyle w:val="a3"/>
+        <w:rPr>
+          <w:rFonts w:ascii="Times New Roman" w:hAnsi="Times New Roman" w:cs="Times New Roman"/>
+          <w:b/>
+          <w:sz w:val="40"/>
+          <w:szCs w:val="40"/>
+        </w:rPr>
+      </w:pPr>
+      <w:r>
+        <w:rPr>
+          <w:rFonts w:ascii="Times New Roman" w:hAnsi="Times New Roman" w:cs="Times New Roman"/>
+          <w:b/>
+          <w:sz w:val="40"/>
+          <w:szCs w:val="40"/>
+        </w:rPr>
+        <w:t>Итоги создания</w:t>
+      </w:r>
+    </w:p>
+    <w:p>
+      <w:pPr>
+        <w:rPr>
+          <w:rFonts w:ascii="Times New Roman" w:hAnsi="Times New Roman" w:cs="Times New Roman"/>
+        </w:rPr>
+      </w:pPr>
+      <w:r>
+        <w:rPr>
+          <w:rFonts w:ascii="Times New Roman" w:hAnsi="Times New Roman" w:cs="Times New Roman"/>
+        </w:rPr>
+        <w:t xml:space="preserve">В ходе разработки </w:t>
+      </w:r>
+      <w:r>
+        <w:rPr>
+          <w:rFonts w:ascii="Times New Roman" w:hAnsi="Times New Roman" w:cs="Times New Roman"/>
+        </w:rPr>
+        <w:t>я столкнулся с небольшими трудностями. Одной из них было то</w:t>
+      </w:r>
+      <w:r>
+        <w:rPr>
+          <w:rFonts w:ascii="Times New Roman" w:hAnsi="Times New Roman" w:cs="Times New Roman"/>
+        </w:rPr>
+        <w:t xml:space="preserve">, </w:t>
+      </w:r>
+      <w:r>
+        <w:rPr>
+          <w:rFonts w:ascii="Times New Roman" w:hAnsi="Times New Roman" w:cs="Times New Roman"/>
+        </w:rPr>
+        <w:t>что у меня было сразу несколько идей для воплощения</w:t>
+      </w:r>
+      <w:r>
+        <w:rPr>
+          <w:rFonts w:ascii="Times New Roman" w:hAnsi="Times New Roman" w:cs="Times New Roman"/>
+        </w:rPr>
+        <w:t>.</w:t>
+      </w:r>
+      <w:r>
+        <w:rPr>
+          <w:rFonts w:ascii="Times New Roman" w:hAnsi="Times New Roman" w:cs="Times New Roman"/>
+        </w:rPr>
+        <w:t xml:space="preserve"> Но при создании базы данных</w:t>
+      </w:r>
+      <w:r>
+        <w:rPr>
+          <w:rFonts w:ascii="Times New Roman" w:hAnsi="Times New Roman" w:cs="Times New Roman"/>
+        </w:rPr>
+        <w:t xml:space="preserve">, </w:t>
+      </w:r>
+      <w:r>
+        <w:rPr>
+          <w:rFonts w:ascii="Times New Roman" w:hAnsi="Times New Roman" w:cs="Times New Roman"/>
+        </w:rPr>
+        <w:t>я решил</w:t>
+      </w:r>
+      <w:r>
+        <w:rPr>
+          <w:rFonts w:ascii="Times New Roman" w:hAnsi="Times New Roman" w:cs="Times New Roman"/>
+        </w:rPr>
+        <w:t xml:space="preserve">, </w:t>
+      </w:r>
+      <w:r>
+        <w:rPr>
+          <w:rFonts w:ascii="Times New Roman" w:hAnsi="Times New Roman" w:cs="Times New Roman"/>
+        </w:rPr>
+        <w:t xml:space="preserve">что буду заниматься созданием именно системы розыска персонажей. </w:t>
+      </w:r>
+    </w:p>
+    <w:p>
+      <w:pPr>
+        <w:rPr>
+          <w:rFonts w:ascii="Times New Roman" w:hAnsi="Times New Roman" w:cs="Times New Roman"/>
+        </w:rPr>
+      </w:pPr>
+      <w:r>
+        <w:rPr>
+          <w:rFonts w:ascii="Times New Roman" w:hAnsi="Times New Roman" w:cs="Times New Roman"/>
+        </w:rPr>
+        <w:t>Создав базу данных было ясно</w:t>
+      </w:r>
+      <w:r>
+        <w:rPr>
+          <w:rFonts w:ascii="Times New Roman" w:hAnsi="Times New Roman" w:cs="Times New Roman"/>
+        </w:rPr>
+        <w:t xml:space="preserve">, </w:t>
+      </w:r>
+      <w:r>
+        <w:rPr>
+          <w:rFonts w:ascii="Times New Roman" w:hAnsi="Times New Roman" w:cs="Times New Roman"/>
+        </w:rPr>
+        <w:t>что нужно делать визуальную часть</w:t>
+      </w:r>
+      <w:r>
+        <w:rPr>
+          <w:rFonts w:ascii="Times New Roman" w:hAnsi="Times New Roman" w:cs="Times New Roman"/>
+        </w:rPr>
+        <w:t xml:space="preserve">, </w:t>
+      </w:r>
+      <w:r>
+        <w:rPr>
+          <w:rFonts w:ascii="Times New Roman" w:hAnsi="Times New Roman" w:cs="Times New Roman"/>
+        </w:rPr>
+        <w:t>с ней проблем почти не возникло. Единственное что ввело меня в заблуждение</w:t>
+      </w:r>
+      <w:r>
+        <w:rPr>
+          <w:rFonts w:ascii="Times New Roman" w:hAnsi="Times New Roman" w:cs="Times New Roman"/>
+        </w:rPr>
+        <w:t xml:space="preserve">, </w:t>
+      </w:r>
+      <w:r>
+        <w:rPr>
+          <w:rFonts w:ascii="Times New Roman" w:hAnsi="Times New Roman" w:cs="Times New Roman"/>
+        </w:rPr>
+        <w:t>это задний фон сайта. Я очень долго пытался его реализовать</w:t>
+      </w:r>
+      <w:r>
+        <w:rPr>
+          <w:rFonts w:ascii="Times New Roman" w:hAnsi="Times New Roman" w:cs="Times New Roman"/>
+        </w:rPr>
+        <w:t xml:space="preserve">, </w:t>
+      </w:r>
+      <w:r>
+        <w:rPr>
+          <w:rFonts w:ascii="Times New Roman" w:hAnsi="Times New Roman" w:cs="Times New Roman"/>
+        </w:rPr>
+        <w:t xml:space="preserve">не обошлось без помощи нейросети. </w:t>
+      </w:r>
+    </w:p>
+    <w:p>
+      <w:pPr>
+        <w:rPr>
+          <w:rFonts w:ascii="Times New Roman" w:hAnsi="Times New Roman" w:cs="Times New Roman"/>
+        </w:rPr>
+      </w:pPr>
+      <w:r>
+        <w:rPr>
+          <w:rFonts w:ascii="Times New Roman" w:hAnsi="Times New Roman" w:cs="Times New Roman"/>
+        </w:rPr>
+        <w:t>После создания дизайна</w:t>
+      </w:r>
+      <w:r>
+        <w:rPr>
+          <w:rFonts w:ascii="Times New Roman" w:hAnsi="Times New Roman" w:cs="Times New Roman"/>
+        </w:rPr>
+        <w:t xml:space="preserve">, </w:t>
+      </w:r>
+      <w:r>
+        <w:rPr>
+          <w:rFonts w:ascii="Times New Roman" w:hAnsi="Times New Roman" w:cs="Times New Roman"/>
+        </w:rPr>
+        <w:t>я начал делать весь функционал</w:t>
+      </w:r>
+      <w:r>
+        <w:rPr>
+          <w:rFonts w:ascii="Times New Roman" w:hAnsi="Times New Roman" w:cs="Times New Roman"/>
+        </w:rPr>
+        <w:t xml:space="preserve">, </w:t>
+      </w:r>
+      <w:r>
+        <w:rPr>
+          <w:rFonts w:ascii="Times New Roman" w:hAnsi="Times New Roman" w:cs="Times New Roman"/>
+        </w:rPr>
+        <w:t>это заняло не мало времени.</w:t>
+      </w:r>
+      <w:r>
+        <w:rPr>
+          <w:rFonts w:ascii="Times New Roman" w:hAnsi="Times New Roman" w:cs="Times New Roman"/>
+        </w:rPr>
+        <w:t xml:space="preserve"> Самым трудным являлось добавление персонажей. С этим пришлось немало повозиться.</w:t>
+      </w:r>
+    </w:p>
+    <w:p>
+      <w:pPr>
+        <w:rPr>
+          <w:rFonts w:ascii="Times New Roman" w:hAnsi="Times New Roman" w:cs="Times New Roman"/>
+        </w:rPr>
+      </w:pPr>
+      <w:r>
+        <w:rPr>
+          <w:rFonts w:ascii="Times New Roman" w:hAnsi="Times New Roman" w:cs="Times New Roman"/>
+        </w:rPr>
+        <w:lastRenderedPageBreak/>
+        <w:t>В дальнейшем я хотел бы развивать свой проект в технической части. Расширить технический функционал и адаптировать функционал с дизайном.</w:t>
+      </w:r>
+      <w:bookmarkStart w:id="0" w:name="_GoBack"/>
+      <w:bookmarkEnd w:id="0"/>
     </w:p>
     <w:sectPr>
       <w:pgSz w:w="11906" w:h="16838"/>
@@ -3151,6 +3357,119 @@
         </w:tabs>
         <w:ind w:left="6480" w:hanging="360"/>
       </w:pPr>
+    </w:lvl>
+  </w:abstractNum>
+  <w:abstractNum w:abstractNumId="6">
+    <w:nsid w:val="6D286693"/>
+    <w:multiLevelType w:val="hybridMultilevel"/>
+    <w:tmpl w:val="A97478A8"/>
+    <w:lvl w:ilvl="0" w:tplc="04190001">
+      <w:start w:val="1"/>
+      <w:numFmt w:val="bullet"/>
+      <w:lvlText w:val=""/>
+      <w:lvlJc w:val="left"/>
+      <w:pPr>
+        <w:ind w:left="2136" w:hanging="360"/>
+      </w:pPr>
+      <w:rPr>
+        <w:rFonts w:ascii="Symbol" w:hAnsi="Symbol" w:hint="default"/>
+      </w:rPr>
+    </w:lvl>
+    <w:lvl w:ilvl="1" w:tplc="04190003" w:tentative="1">
+      <w:start w:val="1"/>
+      <w:numFmt w:val="bullet"/>
+      <w:lvlText w:val="o"/>
+      <w:lvlJc w:val="left"/>
+      <w:pPr>
+        <w:ind w:left="2856" w:hanging="360"/>
+      </w:pPr>
+      <w:rPr>
+        <w:rFonts w:ascii="Courier New" w:hAnsi="Courier New" w:cs="Courier New" w:hint="default"/>
+      </w:rPr>
+    </w:lvl>
+    <w:lvl w:ilvl="2" w:tplc="04190005" w:tentative="1">
+      <w:start w:val="1"/>
+      <w:numFmt w:val="bullet"/>
+      <w:lvlText w:val=""/>
+      <w:lvlJc w:val="left"/>
+      <w:pPr>
+        <w:ind w:left="3576" w:hanging="360"/>
+      </w:pPr>
+      <w:rPr>
+        <w:rFonts w:ascii="Wingdings" w:hAnsi="Wingdings" w:hint="default"/>
+      </w:rPr>
+    </w:lvl>
+    <w:lvl w:ilvl="3" w:tplc="04190001" w:tentative="1">
+      <w:start w:val="1"/>
+      <w:numFmt w:val="bullet"/>
+      <w:lvlText w:val=""/>
+      <w:lvlJc w:val="left"/>
+      <w:pPr>
+        <w:ind w:left="4296" w:hanging="360"/>
+      </w:pPr>
+      <w:rPr>
+        <w:rFonts w:ascii="Symbol" w:hAnsi="Symbol" w:hint="default"/>
+      </w:rPr>
+    </w:lvl>
+    <w:lvl w:ilvl="4" w:tplc="04190003" w:tentative="1">
+      <w:start w:val="1"/>
+      <w:numFmt w:val="bullet"/>
+      <w:lvlText w:val="o"/>
+      <w:lvlJc w:val="left"/>
+      <w:pPr>
+        <w:ind w:left="5016" w:hanging="360"/>
+      </w:pPr>
+      <w:rPr>
+        <w:rFonts w:ascii="Courier New" w:hAnsi="Courier New" w:cs="Courier New" w:hint="default"/>
+      </w:rPr>
+    </w:lvl>
+    <w:lvl w:ilvl="5" w:tplc="04190005" w:tentative="1">
+      <w:start w:val="1"/>
+      <w:numFmt w:val="bullet"/>
+      <w:lvlText w:val=""/>
+      <w:lvlJc w:val="left"/>
+      <w:pPr>
+        <w:ind w:left="5736" w:hanging="360"/>
+      </w:pPr>
+      <w:rPr>
+        <w:rFonts w:ascii="Wingdings" w:hAnsi="Wingdings" w:hint="default"/>
+      </w:rPr>
+    </w:lvl>
+    <w:lvl w:ilvl="6" w:tplc="04190001" w:tentative="1">
+      <w:start w:val="1"/>
+      <w:numFmt w:val="bullet"/>
+      <w:lvlText w:val=""/>
+      <w:lvlJc w:val="left"/>
+      <w:pPr>
+        <w:ind w:left="6456" w:hanging="360"/>
+      </w:pPr>
+      <w:rPr>
+        <w:rFonts w:ascii="Symbol" w:hAnsi="Symbol" w:hint="default"/>
+      </w:rPr>
+    </w:lvl>
+    <w:lvl w:ilvl="7" w:tplc="04190003" w:tentative="1">
+      <w:start w:val="1"/>
+      <w:numFmt w:val="bullet"/>
+      <w:lvlText w:val="o"/>
+      <w:lvlJc w:val="left"/>
+      <w:pPr>
+        <w:ind w:left="7176" w:hanging="360"/>
+      </w:pPr>
+      <w:rPr>
+        <w:rFonts w:ascii="Courier New" w:hAnsi="Courier New" w:cs="Courier New" w:hint="default"/>
+      </w:rPr>
+    </w:lvl>
+    <w:lvl w:ilvl="8" w:tplc="04190005" w:tentative="1">
+      <w:start w:val="1"/>
+      <w:numFmt w:val="bullet"/>
+      <w:lvlText w:val=""/>
+      <w:lvlJc w:val="left"/>
+      <w:pPr>
+        <w:ind w:left="7896" w:hanging="360"/>
+      </w:pPr>
+      <w:rPr>
+        <w:rFonts w:ascii="Wingdings" w:hAnsi="Wingdings" w:hint="default"/>
+      </w:rPr>
     </w:lvl>
   </w:abstractNum>
   <w:num w:numId="1">
@@ -3170,6 +3489,9 @@
   </w:num>
   <w:num w:numId="6">
     <w:abstractNumId w:val="1"/>
+  </w:num>
+  <w:num w:numId="7">
+    <w:abstractNumId w:val="6"/>
   </w:num>
 </w:numbering>
 </file>
@@ -4508,7 +4830,7 @@
 </file>
 
 <file path=customXml/itemProps1.xml><?xml version="1.0" encoding="utf-8"?>
-<ds:datastoreItem xmlns:ds="http://schemas.openxmlformats.org/officeDocument/2006/customXml" ds:itemID="{1D637CB5-47CE-40D1-8F59-FE7E84825DCA}">
+<ds:datastoreItem xmlns:ds="http://schemas.openxmlformats.org/officeDocument/2006/customXml" ds:itemID="{F722886F-3B55-4295-8F2D-768B89360CC1}">
   <ds:schemaRefs>
     <ds:schemaRef ds:uri="http://schemas.openxmlformats.org/officeDocument/2006/bibliography"/>
   </ds:schemaRefs>
